--- a/templates/davo-ariza-aliment-kamaytirish.uz_cyrillic.docx
+++ b/templates/davo-ariza-aliment-kamaytirish.uz_cyrillic.docx
@@ -4,35 +4,8 @@
   <w:body>
     <w:p>
       <w:pPr>
-        <w:spacing w:after="80"/>
-        <w:jc w:val="right"/>
-      </w:pPr>
-      <w:r>
-        <w:rPr>
-          <w:rFonts w:ascii="Times New Roman" w:cs="Times New Roman" w:eastAsia="Times New Roman" w:hAnsi="Times New Roman"/>
-          <w:sz w:val="24"/>
-          <w:szCs w:val="24"/>
-        </w:rPr>
-        <w:t xml:space="preserve">Фуқаролик ишлари бўйича {{court_name}} туманлараро суди раиси {{judge_name}} га</w:t>
-      </w:r>
-    </w:p>
-    <w:p>
-      <w:pPr>
-        <w:spacing w:after="80"/>
-        <w:jc w:val="left"/>
-      </w:pPr>
-      <w:r>
-        <w:rPr>
-          <w:rFonts w:ascii="Times New Roman" w:cs="Times New Roman" w:eastAsia="Times New Roman" w:hAnsi="Times New Roman"/>
-          <w:sz w:val="24"/>
-          <w:szCs w:val="24"/>
-        </w:rPr>
-        <w:t xml:space="preserve"/>
-      </w:r>
-    </w:p>
-    <w:p>
-      <w:pPr>
-        <w:spacing w:after="80"/>
+        <w:spacing w:after="0"/>
+        <w:ind w:left="5400"/>
         <w:jc w:val="left"/>
       </w:pPr>
       <w:r>
@@ -40,65 +13,18 @@
           <w:rFonts w:ascii="Times New Roman" w:cs="Times New Roman" w:eastAsia="Times New Roman" w:hAnsi="Times New Roman"/>
           <w:b/>
           <w:bCs/>
-          <w:sz w:val="24"/>
-          <w:szCs w:val="24"/>
-        </w:rPr>
-        <w:t xml:space="preserve">Даъвогар: </w:t>
-      </w:r>
-      <w:r>
-        <w:rPr>
-          <w:rFonts w:ascii="Times New Roman" w:cs="Times New Roman" w:eastAsia="Times New Roman" w:hAnsi="Times New Roman"/>
-          <w:sz w:val="24"/>
-          <w:szCs w:val="24"/>
-        </w:rPr>
-        <w:t xml:space="preserve">{{plaintiff_fio}}</w:t>
-      </w:r>
-    </w:p>
-    <w:p>
-      <w:pPr>
-        <w:spacing w:after="80"/>
-        <w:jc w:val="left"/>
-      </w:pPr>
-      <w:r>
-        <w:rPr>
-          <w:rFonts w:ascii="Times New Roman" w:cs="Times New Roman" w:eastAsia="Times New Roman" w:hAnsi="Times New Roman"/>
-          <w:sz w:val="24"/>
-          <w:szCs w:val="24"/>
-        </w:rPr>
-        <w:t xml:space="preserve">{{plaintiff_address}}</w:t>
-      </w:r>
-    </w:p>
-    <w:p>
-      <w:pPr>
-        <w:spacing w:after="80"/>
-        <w:jc w:val="left"/>
-      </w:pPr>
-      <w:r>
-        <w:rPr>
-          <w:rFonts w:ascii="Times New Roman" w:cs="Times New Roman" w:eastAsia="Times New Roman" w:hAnsi="Times New Roman"/>
-          <w:sz w:val="24"/>
-          <w:szCs w:val="24"/>
-        </w:rPr>
-        <w:t xml:space="preserve">Телефон: {{plaintiff_phone}}</w:t>
-      </w:r>
-    </w:p>
-    <w:p>
-      <w:pPr>
-        <w:spacing w:after="80"/>
-        <w:jc w:val="left"/>
-      </w:pPr>
-      <w:r>
-        <w:rPr>
-          <w:rFonts w:ascii="Times New Roman" w:cs="Times New Roman" w:eastAsia="Times New Roman" w:hAnsi="Times New Roman"/>
-          <w:sz w:val="24"/>
-          <w:szCs w:val="24"/>
-        </w:rPr>
-        <w:t xml:space="preserve"/>
-      </w:r>
-    </w:p>
-    <w:p>
-      <w:pPr>
-        <w:spacing w:after="80"/>
+          <w:i/>
+          <w:iCs/>
+          <w:sz w:val="24"/>
+          <w:szCs w:val="24"/>
+        </w:rPr>
+        <w:t xml:space="preserve">Фуқаролик ишлари бўйича {{court_name}}</w:t>
+      </w:r>
+    </w:p>
+    <w:p>
+      <w:pPr>
+        <w:spacing w:after="80"/>
+        <w:ind w:left="5400"/>
         <w:jc w:val="left"/>
       </w:pPr>
       <w:r>
@@ -106,46 +32,12 @@
           <w:rFonts w:ascii="Times New Roman" w:cs="Times New Roman" w:eastAsia="Times New Roman" w:hAnsi="Times New Roman"/>
           <w:b/>
           <w:bCs/>
-          <w:sz w:val="24"/>
-          <w:szCs w:val="24"/>
-        </w:rPr>
-        <w:t xml:space="preserve">Жавобгар: </w:t>
-      </w:r>
-      <w:r>
-        <w:rPr>
-          <w:rFonts w:ascii="Times New Roman" w:cs="Times New Roman" w:eastAsia="Times New Roman" w:hAnsi="Times New Roman"/>
-          <w:sz w:val="24"/>
-          <w:szCs w:val="24"/>
-        </w:rPr>
-        <w:t xml:space="preserve">{{defendant_fio}}</w:t>
-      </w:r>
-    </w:p>
-    <w:p>
-      <w:pPr>
-        <w:spacing w:after="80"/>
-        <w:jc w:val="left"/>
-      </w:pPr>
-      <w:r>
-        <w:rPr>
-          <w:rFonts w:ascii="Times New Roman" w:cs="Times New Roman" w:eastAsia="Times New Roman" w:hAnsi="Times New Roman"/>
-          <w:sz w:val="24"/>
-          <w:szCs w:val="24"/>
-        </w:rPr>
-        <w:t xml:space="preserve">{{defendant_address}}</w:t>
-      </w:r>
-    </w:p>
-    <w:p>
-      <w:pPr>
-        <w:spacing w:after="80"/>
-        <w:jc w:val="left"/>
-      </w:pPr>
-      <w:r>
-        <w:rPr>
-          <w:rFonts w:ascii="Times New Roman" w:cs="Times New Roman" w:eastAsia="Times New Roman" w:hAnsi="Times New Roman"/>
-          <w:sz w:val="24"/>
-          <w:szCs w:val="24"/>
-        </w:rPr>
-        <w:t xml:space="preserve">Телефон: {{defendant_phone}}</w:t>
+          <w:i/>
+          <w:iCs/>
+          <w:sz w:val="24"/>
+          <w:szCs w:val="24"/>
+        </w:rPr>
+        <w:t xml:space="preserve">туманлараро суди раиси {{judge_name}}га</w:t>
       </w:r>
     </w:p>
     <w:p>
@@ -164,9 +56,16 @@
     </w:p>
     <w:p>
       <w:pPr>
-        <w:spacing w:after="80"/>
-        <w:jc w:val="center"/>
-      </w:pPr>
+        <w:tabs>
+          <w:tab w:val="right" w:pos="5120"/>
+          <w:tab w:val="left" w:pos="5400"/>
+        </w:tabs>
+        <w:spacing w:after="0"/>
+        <w:jc w:val="left"/>
+      </w:pPr>
+      <w:r>
+        <w:tab/>
+      </w:r>
       <w:r>
         <w:rPr>
           <w:rFonts w:ascii="Times New Roman" w:cs="Times New Roman" w:eastAsia="Times New Roman" w:hAnsi="Times New Roman"/>
@@ -175,23 +74,63 @@
           <w:sz w:val="24"/>
           <w:szCs w:val="24"/>
         </w:rPr>
-        <w:t xml:space="preserve">ДАЪВО АРИЗА</w:t>
-      </w:r>
-    </w:p>
-    <w:p>
-      <w:pPr>
-        <w:spacing w:after="80"/>
-        <w:jc w:val="center"/>
-      </w:pPr>
-      <w:r>
-        <w:rPr>
-          <w:rFonts w:ascii="Times New Roman" w:cs="Times New Roman" w:eastAsia="Times New Roman" w:hAnsi="Times New Roman"/>
-          <w:i/>
-          <w:iCs/>
-          <w:sz w:val="24"/>
-          <w:szCs w:val="24"/>
-        </w:rPr>
-        <w:t xml:space="preserve">(АЛИМЕНТ МИҚДОРИНИ КАМАЙТИРИШ ҲАҚИДА)</w:t>
+        <w:t xml:space="preserve">Даъвогар:</w:t>
+      </w:r>
+      <w:r>
+        <w:tab/>
+      </w:r>
+      <w:r>
+        <w:rPr>
+          <w:rFonts w:ascii="Times New Roman" w:cs="Times New Roman" w:eastAsia="Times New Roman" w:hAnsi="Times New Roman"/>
+          <w:sz w:val="24"/>
+          <w:szCs w:val="24"/>
+        </w:rPr>
+        <w:t xml:space="preserve">{{plaintiff_fio}}</w:t>
+      </w:r>
+    </w:p>
+    <w:p>
+      <w:pPr>
+        <w:spacing w:after="0"/>
+        <w:ind w:left="5400"/>
+        <w:jc w:val="left"/>
+      </w:pPr>
+      <w:r>
+        <w:rPr>
+          <w:rFonts w:ascii="Times New Roman" w:cs="Times New Roman" w:eastAsia="Times New Roman" w:hAnsi="Times New Roman"/>
+          <w:sz w:val="24"/>
+          <w:szCs w:val="24"/>
+        </w:rPr>
+        <w:t xml:space="preserve">{{plaintiff_address_line1}}</w:t>
+      </w:r>
+    </w:p>
+    <w:p>
+      <w:pPr>
+        <w:spacing w:after="0"/>
+        <w:ind w:left="5400"/>
+        <w:jc w:val="left"/>
+      </w:pPr>
+      <w:r>
+        <w:rPr>
+          <w:rFonts w:ascii="Times New Roman" w:cs="Times New Roman" w:eastAsia="Times New Roman" w:hAnsi="Times New Roman"/>
+          <w:sz w:val="24"/>
+          <w:szCs w:val="24"/>
+        </w:rPr>
+        <w:t xml:space="preserve">{{plaintiff_address_line2}}</w:t>
+      </w:r>
+    </w:p>
+    <w:p>
+      <w:pPr>
+        <w:spacing w:after="80"/>
+        <w:ind w:left="5400"/>
+        <w:jc w:val="left"/>
+      </w:pPr>
+      <w:r>
+        <w:rPr>
+          <w:rFonts w:ascii="Times New Roman" w:cs="Times New Roman" w:eastAsia="Times New Roman" w:hAnsi="Times New Roman"/>
+          <w:sz w:val="24"/>
+          <w:szCs w:val="24"/>
+        </w:rPr>
+        <w:t xml:space="preserve">Телефон: {{plaintiff_phone}}</w:t>
       </w:r>
     </w:p>
     <w:p>
@@ -210,37 +149,16 @@
     </w:p>
     <w:p>
       <w:pPr>
-        <w:spacing w:after="80"/>
-        <w:jc w:val="both"/>
-      </w:pPr>
-      <w:r>
-        <w:rPr>
-          <w:rFonts w:ascii="Times New Roman" w:cs="Times New Roman" w:eastAsia="Times New Roman" w:hAnsi="Times New Roman"/>
-          <w:sz w:val="24"/>
-          <w:szCs w:val="24"/>
-        </w:rPr>
-        <w:t xml:space="preserve">Биринчи турмуш ўртоғи {{first_spouse_fio}} билан биргаликдаги турмушларимиздан {{first_children_count}} нафар фарзандмиз бор, фуқаролик ишлари бўйича {{court_name}} туманлараро судининг {{first_order_date}}даги суд буйруғига асосан {{first_children_count}} нафар фарзандимнинг таъминоти учун ойлик иш ҳақи ва бошқа даромадининг {{first_alimony_share}} қисми миқдорида алимент ундирилган, жавобгар (иккинчи турмуш ўртоғим) {{second_spouse_fio}} билан биргаликдаги турмушмиздан {{second_children_count}} нафар фарзандмиз бор, судининг {{second_order_date}}даги суд буйруғига асосан фарзандларининг таъминоти учун ойлик иш ҳақи ва бошқа даромадининг {{second_alimony_share}} қисми миқдорида алимент ундириш белгиланган, ҳозирги кунда юқоридаги суд қарорларига асосан иккала оиламда бўлган {{total_children_count}} нафар фарзандларимнинг таъминоти учун тўланадиган алиментларнинг миқдори қонунда {{total_children_count}} нафар фарзандлар учун ундирилиши белгиланган алимент миқдоридан ошиб кетган, ушбу суд қарорлари бўйича ундирилиши лозим бўлган алимент миқдорларини қонунга мувофиқлаштириб, {{first_spouse_fio}} ва {{second_spouse_fio}}ларга ундирилаётган алимент миқдорини қонунда белгиланган тартибда камайтиришни сўрайман.</w:t>
-      </w:r>
-    </w:p>
-    <w:p>
-      <w:pPr>
-        <w:spacing w:after="80"/>
-        <w:jc w:val="left"/>
-      </w:pPr>
-      <w:r>
-        <w:rPr>
-          <w:rFonts w:ascii="Times New Roman" w:cs="Times New Roman" w:eastAsia="Times New Roman" w:hAnsi="Times New Roman"/>
-          <w:sz w:val="24"/>
-          <w:szCs w:val="24"/>
-        </w:rPr>
-        <w:t xml:space="preserve"/>
-      </w:r>
-    </w:p>
-    <w:p>
-      <w:pPr>
-        <w:spacing w:after="80"/>
-        <w:jc w:val="left"/>
-      </w:pPr>
+        <w:tabs>
+          <w:tab w:val="right" w:pos="5120"/>
+          <w:tab w:val="left" w:pos="5400"/>
+        </w:tabs>
+        <w:spacing w:after="0"/>
+        <w:jc w:val="left"/>
+      </w:pPr>
+      <w:r>
+        <w:tab/>
+      </w:r>
       <w:r>
         <w:rPr>
           <w:rFonts w:ascii="Times New Roman" w:cs="Times New Roman" w:eastAsia="Times New Roman" w:hAnsi="Times New Roman"/>
@@ -249,7 +167,63 @@
           <w:sz w:val="24"/>
           <w:szCs w:val="24"/>
         </w:rPr>
-        <w:t xml:space="preserve">Иловалар:</w:t>
+        <w:t xml:space="preserve">Жавобгар:</w:t>
+      </w:r>
+      <w:r>
+        <w:tab/>
+      </w:r>
+      <w:r>
+        <w:rPr>
+          <w:rFonts w:ascii="Times New Roman" w:cs="Times New Roman" w:eastAsia="Times New Roman" w:hAnsi="Times New Roman"/>
+          <w:sz w:val="24"/>
+          <w:szCs w:val="24"/>
+        </w:rPr>
+        <w:t xml:space="preserve">{{defendant_fio}}</w:t>
+      </w:r>
+    </w:p>
+    <w:p>
+      <w:pPr>
+        <w:spacing w:after="0"/>
+        <w:ind w:left="5400"/>
+        <w:jc w:val="left"/>
+      </w:pPr>
+      <w:r>
+        <w:rPr>
+          <w:rFonts w:ascii="Times New Roman" w:cs="Times New Roman" w:eastAsia="Times New Roman" w:hAnsi="Times New Roman"/>
+          <w:sz w:val="24"/>
+          <w:szCs w:val="24"/>
+        </w:rPr>
+        <w:t xml:space="preserve">{{defendant_address_line1}}</w:t>
+      </w:r>
+    </w:p>
+    <w:p>
+      <w:pPr>
+        <w:spacing w:after="0"/>
+        <w:ind w:left="5400"/>
+        <w:jc w:val="left"/>
+      </w:pPr>
+      <w:r>
+        <w:rPr>
+          <w:rFonts w:ascii="Times New Roman" w:cs="Times New Roman" w:eastAsia="Times New Roman" w:hAnsi="Times New Roman"/>
+          <w:sz w:val="24"/>
+          <w:szCs w:val="24"/>
+        </w:rPr>
+        <w:t xml:space="preserve">{{defendant_address_line2}}</w:t>
+      </w:r>
+    </w:p>
+    <w:p>
+      <w:pPr>
+        <w:spacing w:after="80"/>
+        <w:ind w:left="5400"/>
+        <w:jc w:val="left"/>
+      </w:pPr>
+      <w:r>
+        <w:rPr>
+          <w:rFonts w:ascii="Times New Roman" w:cs="Times New Roman" w:eastAsia="Times New Roman" w:hAnsi="Times New Roman"/>
+          <w:sz w:val="24"/>
+          <w:szCs w:val="24"/>
+        </w:rPr>
+        <w:t xml:space="preserve">Телефон: {{defendant_phone}}</w:t>
       </w:r>
     </w:p>
     <w:p>
@@ -268,8 +242,8 @@
     </w:p>
     <w:p>
       <w:pPr>
-        <w:spacing w:after="80"/>
-        <w:jc w:val="left"/>
+        <w:spacing w:after="0"/>
+        <w:jc w:val="center"/>
       </w:pPr>
       <w:r>
         <w:rPr>
@@ -279,16 +253,73 @@
           <w:sz w:val="24"/>
           <w:szCs w:val="24"/>
         </w:rPr>
-        <w:t xml:space="preserve">Даъвогар: </w:t>
-      </w:r>
-      <w:r>
-        <w:rPr>
-          <w:rFonts w:ascii="Times New Roman" w:cs="Times New Roman" w:eastAsia="Times New Roman" w:hAnsi="Times New Roman"/>
-          <w:sz w:val="24"/>
-          <w:szCs w:val="24"/>
-        </w:rPr>
-        <w:t xml:space="preserve">_________ (имзо)            </w:t>
-      </w:r>
+        <w:t xml:space="preserve">ДАЪВО АРИЗА</w:t>
+      </w:r>
+    </w:p>
+    <w:p>
+      <w:pPr>
+        <w:spacing w:after="80"/>
+        <w:jc w:val="center"/>
+      </w:pPr>
+      <w:r>
+        <w:rPr>
+          <w:rFonts w:ascii="Times New Roman" w:cs="Times New Roman" w:eastAsia="Times New Roman" w:hAnsi="Times New Roman"/>
+          <w:i/>
+          <w:iCs/>
+          <w:sz w:val="24"/>
+          <w:szCs w:val="24"/>
+        </w:rPr>
+        <w:t xml:space="preserve">(АЛИМЕНТ МИҚДОРИНИ КАМАЙТИРИШ ҲАҚИДА)</w:t>
+      </w:r>
+    </w:p>
+    <w:p>
+      <w:pPr>
+        <w:spacing w:after="80"/>
+        <w:jc w:val="left"/>
+      </w:pPr>
+      <w:r>
+        <w:rPr>
+          <w:rFonts w:ascii="Times New Roman" w:cs="Times New Roman" w:eastAsia="Times New Roman" w:hAnsi="Times New Roman"/>
+          <w:sz w:val="24"/>
+          <w:szCs w:val="24"/>
+        </w:rPr>
+        <w:t xml:space="preserve"/>
+      </w:r>
+    </w:p>
+    <w:p>
+      <w:pPr>
+        <w:spacing w:after="80"/>
+        <w:ind w:firstLine="720"/>
+        <w:jc w:val="both"/>
+      </w:pPr>
+      <w:r>
+        <w:rPr>
+          <w:rFonts w:ascii="Times New Roman" w:cs="Times New Roman" w:eastAsia="Times New Roman" w:hAnsi="Times New Roman"/>
+          <w:sz w:val="24"/>
+          <w:szCs w:val="24"/>
+        </w:rPr>
+        <w:t xml:space="preserve">Биринчи турмуш ўртоғи {{first_spouse_fio}} билан биргаликдаги турмушларимиздан {{first_children_count}} нафар фарзандмиз бор, фуқаролик ишлари бўйича {{court_name}} туманлараро судининг {{first_order_year}} йил {{first_order_month}} ойининг {{first_order_day}} кунидаги суд буйруғига асосан {{first_children_count}} нафар фарзандимнинг таъминоти учун ойлик иш ҳақи ва бошқа даромадининг {{first_alimony_share}} қисми миқдорида алимент ундирилган, жавобгар (иккинчи турмуш ўртоғим) {{second_spouse_fio}} билан биргаликдаги турмушмиздан {{second_children_count}} нафар фарзандмиз бор, судининг {{second_order_year}} йил {{second_order_month}} ойининг {{second_order_day}} кунидаги суд буйруғига асосан фарзандларининг таъминоти учун ойлик иш ҳақи ва бошқа даромадининг {{second_alimony_share}} қисми миқдорида алимент ундириш белгиланган, ҳозирги кунда юқоридаги суд қарорларига асосан иккала оиламда бўлган {{total_children_count}} нафар фарзандларимнинг таъминоти учун тўланадиган алиментларнинг миқдори қонунда {{total_children_count}} нафар фарзандлар учун ундирилиши белгиланган алимент миқдоридан ошиб кетган, ушбу суд қарорлари бўйича ундирилиши лозим бўлган алимент миқдорларини қонунга мувофиқлаштириб, {{first_spouse_fio}} ва {{second_spouse_fio}}ларга ундирилаётган алимент миқдорини қонунда белгиланган тартибда камайтиришни сўрайман.</w:t>
+      </w:r>
+    </w:p>
+    <w:p>
+      <w:pPr>
+        <w:spacing w:after="80"/>
+        <w:jc w:val="left"/>
+      </w:pPr>
+      <w:r>
+        <w:rPr>
+          <w:rFonts w:ascii="Times New Roman" w:cs="Times New Roman" w:eastAsia="Times New Roman" w:hAnsi="Times New Roman"/>
+          <w:sz w:val="24"/>
+          <w:szCs w:val="24"/>
+        </w:rPr>
+        <w:t xml:space="preserve"/>
+      </w:r>
+    </w:p>
+    <w:p>
+      <w:pPr>
+        <w:spacing w:after="80"/>
+        <w:jc w:val="left"/>
+      </w:pPr>
       <w:r>
         <w:rPr>
           <w:rFonts w:ascii="Times New Roman" w:cs="Times New Roman" w:eastAsia="Times New Roman" w:hAnsi="Times New Roman"/>
@@ -297,6 +328,54 @@
           <w:sz w:val="24"/>
           <w:szCs w:val="24"/>
         </w:rPr>
+        <w:t xml:space="preserve">Иловалар:</w:t>
+      </w:r>
+    </w:p>
+    <w:p>
+      <w:pPr>
+        <w:spacing w:after="80"/>
+        <w:jc w:val="left"/>
+      </w:pPr>
+      <w:r>
+        <w:rPr>
+          <w:rFonts w:ascii="Times New Roman" w:cs="Times New Roman" w:eastAsia="Times New Roman" w:hAnsi="Times New Roman"/>
+          <w:sz w:val="24"/>
+          <w:szCs w:val="24"/>
+        </w:rPr>
+        <w:t xml:space="preserve"/>
+      </w:r>
+    </w:p>
+    <w:p>
+      <w:pPr>
+        <w:spacing w:after="80"/>
+        <w:jc w:val="left"/>
+      </w:pPr>
+      <w:r>
+        <w:rPr>
+          <w:rFonts w:ascii="Times New Roman" w:cs="Times New Roman" w:eastAsia="Times New Roman" w:hAnsi="Times New Roman"/>
+          <w:b/>
+          <w:bCs/>
+          <w:sz w:val="24"/>
+          <w:szCs w:val="24"/>
+        </w:rPr>
+        <w:t xml:space="preserve">Даъвогар:</w:t>
+      </w:r>
+      <w:r>
+        <w:rPr>
+          <w:rFonts w:ascii="Times New Roman" w:cs="Times New Roman" w:eastAsia="Times New Roman" w:hAnsi="Times New Roman"/>
+          <w:sz w:val="24"/>
+          <w:szCs w:val="24"/>
+        </w:rPr>
+        <w:t xml:space="preserve">                 (имзо)        </w:t>
+      </w:r>
+      <w:r>
+        <w:rPr>
+          <w:rFonts w:ascii="Times New Roman" w:cs="Times New Roman" w:eastAsia="Times New Roman" w:hAnsi="Times New Roman"/>
+          <w:b/>
+          <w:bCs/>
+          <w:sz w:val="24"/>
+          <w:szCs w:val="24"/>
+        </w:rPr>
         <w:t xml:space="preserve">{{plaintiff_fio}}</w:t>
       </w:r>
     </w:p>
@@ -316,179 +395,121 @@
     </w:p>
     <w:p>
       <w:pPr>
-        <w:spacing w:after="80"/>
-        <w:jc w:val="left"/>
-      </w:pPr>
-      <w:r>
-        <w:rPr>
-          <w:rFonts w:ascii="Times New Roman" w:cs="Times New Roman" w:eastAsia="Times New Roman" w:hAnsi="Times New Roman"/>
-          <w:i/>
-          <w:iCs/>
-          <w:sz w:val="24"/>
-          <w:szCs w:val="24"/>
-        </w:rPr>
-        <w:t xml:space="preserve">Даъво аризага қуйидаги ҳужжатлар илова қилиниши лозим:</w:t>
-      </w:r>
-    </w:p>
-    <w:p>
-      <w:pPr>
-        <w:spacing w:after="80"/>
-        <w:jc w:val="left"/>
-      </w:pPr>
-      <w:r>
-        <w:rPr>
-          <w:rFonts w:ascii="Times New Roman" w:cs="Times New Roman" w:eastAsia="Times New Roman" w:hAnsi="Times New Roman"/>
-          <w:sz w:val="24"/>
-          <w:szCs w:val="24"/>
-        </w:rPr>
-        <w:t xml:space="preserve">— Даъво ариза икки нусхада;</w:t>
-      </w:r>
-    </w:p>
-    <w:p>
-      <w:pPr>
-        <w:spacing w:after="80"/>
-        <w:jc w:val="left"/>
-      </w:pPr>
-      <w:r>
-        <w:rPr>
-          <w:rFonts w:ascii="Times New Roman" w:cs="Times New Roman" w:eastAsia="Times New Roman" w:hAnsi="Times New Roman"/>
-          <w:sz w:val="24"/>
-          <w:szCs w:val="24"/>
-        </w:rPr>
-        <w:t xml:space="preserve">— Суд буйруқлари;</w:t>
-      </w:r>
-    </w:p>
-    <w:p>
-      <w:pPr>
-        <w:spacing w:after="80"/>
-        <w:jc w:val="left"/>
-      </w:pPr>
-      <w:r>
-        <w:rPr>
-          <w:rFonts w:ascii="Times New Roman" w:cs="Times New Roman" w:eastAsia="Times New Roman" w:hAnsi="Times New Roman"/>
-          <w:sz w:val="24"/>
-          <w:szCs w:val="24"/>
-        </w:rPr>
-        <w:t xml:space="preserve">— Суд буйруқлари бўйича ижро иши қўзғатилганлиги тўғрисида МИБ қарори;</w:t>
-      </w:r>
-    </w:p>
-    <w:p>
-      <w:pPr>
-        <w:spacing w:after="80"/>
-        <w:jc w:val="left"/>
-      </w:pPr>
-      <w:r>
-        <w:rPr>
-          <w:rFonts w:ascii="Times New Roman" w:cs="Times New Roman" w:eastAsia="Times New Roman" w:hAnsi="Times New Roman"/>
-          <w:sz w:val="24"/>
-          <w:szCs w:val="24"/>
-        </w:rPr>
-        <w:t xml:space="preserve">— Никоҳ тузилганлиги ҳақидаги гувоҳнома асли;</w:t>
-      </w:r>
-    </w:p>
-    <w:p>
-      <w:pPr>
-        <w:spacing w:after="80"/>
-        <w:jc w:val="left"/>
-      </w:pPr>
-      <w:r>
-        <w:rPr>
-          <w:rFonts w:ascii="Times New Roman" w:cs="Times New Roman" w:eastAsia="Times New Roman" w:hAnsi="Times New Roman"/>
-          <w:sz w:val="24"/>
-          <w:szCs w:val="24"/>
-        </w:rPr>
-        <w:t xml:space="preserve">— Фарзандлар туғилганлик ҳақидаги гувоҳнома нусхаси;</w:t>
-      </w:r>
-    </w:p>
-    <w:p>
-      <w:pPr>
-        <w:spacing w:after="80"/>
-        <w:jc w:val="left"/>
-      </w:pPr>
-      <w:r>
-        <w:rPr>
-          <w:rFonts w:ascii="Times New Roman" w:cs="Times New Roman" w:eastAsia="Times New Roman" w:hAnsi="Times New Roman"/>
-          <w:sz w:val="24"/>
-          <w:szCs w:val="24"/>
-        </w:rPr>
-        <w:t xml:space="preserve">— Давлат божи ва почта ҳаражати тўланганлиги тўғрисидаги патта.</w:t>
-      </w:r>
-    </w:p>
-    <w:p>
-      <w:pPr>
-        <w:spacing w:after="80"/>
-        <w:jc w:val="left"/>
-      </w:pPr>
-      <w:r>
-        <w:rPr>
-          <w:rFonts w:ascii="Times New Roman" w:cs="Times New Roman" w:eastAsia="Times New Roman" w:hAnsi="Times New Roman"/>
-          <w:sz w:val="24"/>
-          <w:szCs w:val="24"/>
-        </w:rPr>
-        <w:t xml:space="preserve"/>
-      </w:r>
-    </w:p>
-    <w:p>
-      <w:pPr>
-        <w:spacing w:after="80"/>
-        <w:jc w:val="left"/>
-      </w:pPr>
-      <w:r>
-        <w:rPr>
-          <w:rFonts w:ascii="Times New Roman" w:cs="Times New Roman" w:eastAsia="Times New Roman" w:hAnsi="Times New Roman"/>
-          <w:sz w:val="24"/>
-          <w:szCs w:val="24"/>
-        </w:rPr>
-        <w:t xml:space="preserve"/>
-      </w:r>
-    </w:p>
-    <w:p>
-      <w:pPr>
-        <w:spacing w:after="80"/>
-        <w:jc w:val="center"/>
-      </w:pPr>
-      <w:r>
-        <w:rPr>
-          <w:rFonts w:ascii="Times New Roman" w:cs="Times New Roman" w:eastAsia="Times New Roman" w:hAnsi="Times New Roman"/>
-          <w:sz w:val="24"/>
-          <w:szCs w:val="24"/>
-        </w:rPr>
-        <w:t xml:space="preserve">────────────────────────────</w:t>
-      </w:r>
-    </w:p>
-    <w:p>
-      <w:pPr>
-        <w:spacing w:after="80"/>
-        <w:jc w:val="center"/>
-      </w:pPr>
-      <w:r>
-        <w:rPr>
-          <w:rFonts w:ascii="Times New Roman" w:cs="Times New Roman" w:eastAsia="Times New Roman" w:hAnsi="Times New Roman"/>
-          <w:sz w:val="24"/>
-          <w:szCs w:val="24"/>
-        </w:rPr>
-        <w:t xml:space="preserve">{{%qr_code}}</w:t>
-      </w:r>
-    </w:p>
-    <w:p>
-      <w:pPr>
-        <w:spacing w:after="80"/>
-        <w:jc w:val="center"/>
-      </w:pPr>
-      <w:r>
-        <w:rPr>
-          <w:rFonts w:ascii="Times New Roman" w:cs="Times New Roman" w:eastAsia="Times New Roman" w:hAnsi="Times New Roman"/>
-          <w:i/>
-          <w:iCs/>
-          <w:sz w:val="24"/>
-          <w:szCs w:val="24"/>
-        </w:rPr>
-        <w:t xml:space="preserve">Ҳужжатни юклаб олиш учун QR-кодни сканерланг</w:t>
+        <w:spacing w:after="0"/>
+        <w:jc w:val="left"/>
+      </w:pPr>
+      <w:r>
+        <w:rPr>
+          <w:rFonts w:ascii="Times New Roman" w:cs="Times New Roman" w:eastAsia="Times New Roman" w:hAnsi="Times New Roman"/>
+          <w:b/>
+          <w:bCs/>
+          <w:i/>
+          <w:iCs/>
+          <w:sz w:val="24"/>
+          <w:szCs w:val="24"/>
+        </w:rPr>
+        <w:t xml:space="preserve">Даъво аризага қуйидаги ҳужжатлар илова қилиниши лозим.</w:t>
+      </w:r>
+    </w:p>
+    <w:p>
+      <w:pPr>
+        <w:spacing w:after="0"/>
+        <w:jc w:val="left"/>
+      </w:pPr>
+      <w:r>
+        <w:rPr>
+          <w:rFonts w:ascii="Times New Roman" w:cs="Times New Roman" w:eastAsia="Times New Roman" w:hAnsi="Times New Roman"/>
+          <w:i/>
+          <w:iCs/>
+          <w:sz w:val="24"/>
+          <w:szCs w:val="24"/>
+        </w:rPr>
+        <w:t xml:space="preserve">-Даъво ариза икки нусхада;</w:t>
+      </w:r>
+    </w:p>
+    <w:p>
+      <w:pPr>
+        <w:spacing w:after="0"/>
+        <w:jc w:val="left"/>
+      </w:pPr>
+      <w:r>
+        <w:rPr>
+          <w:rFonts w:ascii="Times New Roman" w:cs="Times New Roman" w:eastAsia="Times New Roman" w:hAnsi="Times New Roman"/>
+          <w:i/>
+          <w:iCs/>
+          <w:sz w:val="24"/>
+          <w:szCs w:val="24"/>
+        </w:rPr>
+        <w:t xml:space="preserve">-Суд буйруқлари;</w:t>
+      </w:r>
+    </w:p>
+    <w:p>
+      <w:pPr>
+        <w:spacing w:after="0"/>
+        <w:jc w:val="left"/>
+      </w:pPr>
+      <w:r>
+        <w:rPr>
+          <w:rFonts w:ascii="Times New Roman" w:cs="Times New Roman" w:eastAsia="Times New Roman" w:hAnsi="Times New Roman"/>
+          <w:i/>
+          <w:iCs/>
+          <w:sz w:val="24"/>
+          <w:szCs w:val="24"/>
+        </w:rPr>
+        <w:t xml:space="preserve">-Суд буйруқлари бўйича ижро иши қўзғатилганлиги тўғрисида МИБ қарори;</w:t>
+      </w:r>
+    </w:p>
+    <w:p>
+      <w:pPr>
+        <w:spacing w:after="0"/>
+        <w:jc w:val="left"/>
+      </w:pPr>
+      <w:r>
+        <w:rPr>
+          <w:rFonts w:ascii="Times New Roman" w:cs="Times New Roman" w:eastAsia="Times New Roman" w:hAnsi="Times New Roman"/>
+          <w:i/>
+          <w:iCs/>
+          <w:sz w:val="24"/>
+          <w:szCs w:val="24"/>
+        </w:rPr>
+        <w:t xml:space="preserve">-Никоҳ тузилганлиги ҳақидаги гувоҳнома асли;</w:t>
+      </w:r>
+    </w:p>
+    <w:p>
+      <w:pPr>
+        <w:spacing w:after="0"/>
+        <w:jc w:val="left"/>
+      </w:pPr>
+      <w:r>
+        <w:rPr>
+          <w:rFonts w:ascii="Times New Roman" w:cs="Times New Roman" w:eastAsia="Times New Roman" w:hAnsi="Times New Roman"/>
+          <w:i/>
+          <w:iCs/>
+          <w:sz w:val="24"/>
+          <w:szCs w:val="24"/>
+        </w:rPr>
+        <w:t xml:space="preserve">-Фарзандлар туғилганлик ҳақидаги гувоҳнома нусхаси;</w:t>
+      </w:r>
+    </w:p>
+    <w:p>
+      <w:pPr>
+        <w:spacing w:after="80"/>
+        <w:jc w:val="left"/>
+      </w:pPr>
+      <w:r>
+        <w:rPr>
+          <w:rFonts w:ascii="Times New Roman" w:cs="Times New Roman" w:eastAsia="Times New Roman" w:hAnsi="Times New Roman"/>
+          <w:i/>
+          <w:iCs/>
+          <w:sz w:val="24"/>
+          <w:szCs w:val="24"/>
+        </w:rPr>
+        <w:t xml:space="preserve">-Давлат божи ва почта ҳаражати тўланганлиги тўғрисидаги патта.</w:t>
       </w:r>
     </w:p>
     <w:sectPr>
       <w:pgSz w:w="11906" w:h="16838" w:orient="portrait"/>
-      <w:pgMar w:top="1440" w:right="1440" w:bottom="1440" w:left="1440" w:header="708" w:footer="708" w:gutter="0"/>
+      <w:pgMar w:top="1440" w:right="1100" w:bottom="1440" w:left="1100" w:header="708" w:footer="708" w:gutter="0"/>
       <w:pgNumType/>
       <w:docGrid w:linePitch="360"/>
     </w:sectPr>

--- a/templates/davo-ariza-aliment-kamaytirish.uz_cyrillic.docx
+++ b/templates/davo-ariza-aliment-kamaytirish.uz_cyrillic.docx
@@ -61,6 +61,7 @@
           <w:tab w:val="left" w:pos="5400"/>
         </w:tabs>
         <w:spacing w:after="0"/>
+        <w:ind w:left="5400" w:hanging="5400"/>
         <w:jc w:val="left"/>
       </w:pPr>
       <w:r>
@@ -74,7 +75,7 @@
           <w:sz w:val="24"/>
           <w:szCs w:val="24"/>
         </w:rPr>
-        <w:t xml:space="preserve">Даъвогар:</w:t>
+        <w:t xml:space="preserve">Аризачи:</w:t>
       </w:r>
       <w:r>
         <w:tab/>
@@ -154,6 +155,7 @@
           <w:tab w:val="left" w:pos="5400"/>
         </w:tabs>
         <w:spacing w:after="0"/>
+        <w:ind w:left="5400" w:hanging="5400"/>
         <w:jc w:val="left"/>
       </w:pPr>
       <w:r>
@@ -358,7 +360,7 @@
           <w:sz w:val="24"/>
           <w:szCs w:val="24"/>
         </w:rPr>
-        <w:t xml:space="preserve">Даъвогар:</w:t>
+        <w:t xml:space="preserve">Аризачи:</w:t>
       </w:r>
       <w:r>
         <w:rPr>
